--- a/estatuto-igreja/Politica_Privacidade_Protecao_Dados_Igreja_ISAC.docx
+++ b/estatuto-igreja/Politica_Privacidade_Protecao_Dados_Igreja_ISAC.docx
@@ -1438,6 +1438,53 @@
                 <w:sz w:val="19"/>
               </w:rPr>
               <w:t>Permanentemente</w:t>
+            </w:r>
+          </w:p>
+        </w:tc>
+        <w:tc>
+          <w:tcPr>
+            <w:tcW w:type="dxa" w:w="3024"/>
+          </w:tcPr>
+          <w:p>
+            <w:r/>
+            <w:r>
+              <w:rPr>
+                <w:b w:val="0"/>
+                <w:sz w:val="19"/>
+              </w:rPr>
+              <w:t>—</w:t>
+            </w:r>
+          </w:p>
+        </w:tc>
+      </w:tr>
+      <w:tr>
+        <w:tc>
+          <w:tcPr>
+            <w:tcW w:type="dxa" w:w="3024"/>
+          </w:tcPr>
+          <w:p>
+            <w:r/>
+            <w:r>
+              <w:rPr>
+                <w:b w:val="0"/>
+                <w:sz w:val="19"/>
+              </w:rPr>
+              <w:t>Livro de Registro de Batismos (nome, data de nascimento, filiação, data, local e ministro)</w:t>
+            </w:r>
+          </w:p>
+        </w:tc>
+        <w:tc>
+          <w:tcPr>
+            <w:tcW w:type="dxa" w:w="3024"/>
+          </w:tcPr>
+          <w:p>
+            <w:r/>
+            <w:r>
+              <w:rPr>
+                <w:b w:val="0"/>
+                <w:sz w:val="19"/>
+              </w:rPr>
+              <w:t>Permanentemente, como registro histórico da vida religiosa, com acesso restrito</w:t>
             </w:r>
           </w:p>
         </w:tc>

--- a/estatuto-igreja/Politica_Privacidade_Protecao_Dados_Igreja_ISAC.docx
+++ b/estatuto-igreja/Politica_Privacidade_Protecao_Dados_Igreja_ISAC.docx
@@ -1469,7 +1469,7 @@
                 <w:b w:val="0"/>
                 <w:sz w:val="19"/>
               </w:rPr>
-              <w:t>Livro de Registro de Batismos (nome, data de nascimento, filiação, data, local e ministro)</w:t>
+              <w:t>Livros de Registro de Batismos e de Apresentação de Crianças (nome, data de nascimento, filiação, data, local e ministro)</w:t>
             </w:r>
           </w:p>
         </w:tc>

--- a/estatuto-igreja/Politica_Privacidade_Protecao_Dados_Igreja_ISAC.docx
+++ b/estatuto-igreja/Politica_Privacidade_Protecao_Dados_Igreja_ISAC.docx
@@ -1469,7 +1469,7 @@
                 <w:b w:val="0"/>
                 <w:sz w:val="19"/>
               </w:rPr>
-              <w:t>Livros de Registro de Batismos e de Apresentação de Crianças (nome, data de nascimento, filiação, data, local e ministro)</w:t>
+              <w:t>Livros de Registro de Batismos, de Apresentação de Crianças e de Casamentos Religiosos (nomes, datas, filiação, local, celebrante e testemunhas)</w:t>
             </w:r>
           </w:p>
         </w:tc>

--- a/estatuto-igreja/Politica_Privacidade_Protecao_Dados_Igreja_ISAC.docx
+++ b/estatuto-igreja/Politica_Privacidade_Protecao_Dados_Igreja_ISAC.docx
@@ -1469,7 +1469,7 @@
                 <w:b w:val="0"/>
                 <w:sz w:val="19"/>
               </w:rPr>
-              <w:t>Livros de Registro de Batismos, de Apresentação de Crianças e de Casamentos Religiosos (nomes, datas, filiação, local, celebrante e testemunhas)</w:t>
+              <w:t>Livros de Registro de Batismos, de Apresentação de Crianças, de Casamentos Religiosos e de Ordenações (nomes, datas, filiação, local, celebrante e testemunhas)</w:t>
             </w:r>
           </w:p>
         </w:tc>
